--- a/24157966_fundamentalofdatascience_def.docx
+++ b/24157966_fundamentalofdatascience_def.docx
@@ -5,17 +5,40 @@
     <w:p>
       <w:pPr>
         <w:pStyle w:val="Heading1"/>
-        <w:jc w:val="both"/>
-        <w:rPr>
-          <w:rFonts w:cs="Arial"/>
-        </w:rPr>
-      </w:pPr>
-      <w:r>
-        <w:rPr>
-          <w:rFonts w:cs="Arial"/>
-        </w:rPr>
-        <w:t xml:space="preserve"> </w:t>
-      </w:r>
+        <w:jc w:val="center"/>
+        <w:rPr>
+          <w:rFonts w:cs="Arial"/>
+          <w:b/>
+          <w:bCs/>
+          <w:u w:val="single"/>
+        </w:rPr>
+      </w:pPr>
+      <w:r>
+        <w:rPr>
+          <w:rFonts w:cs="Arial"/>
+          <w:b/>
+          <w:bCs/>
+          <w:u w:val="single"/>
+        </w:rPr>
+        <w:t>Analysis of Airline Passenger Demand, Ticket Prices and Revenue Trends (2021–2023</w:t>
+      </w:r>
+      <w:r>
+        <w:rPr>
+          <w:rFonts w:cs="Arial"/>
+          <w:b/>
+          <w:bCs/>
+          <w:u w:val="single"/>
+        </w:rPr>
+        <w:t>)</w:t>
+      </w:r>
+    </w:p>
+    <w:p>
+      <w:pPr>
+        <w:pStyle w:val="Heading1"/>
+        <w:rPr>
+          <w:rFonts w:cs="Arial"/>
+        </w:rPr>
+      </w:pPr>
       <w:r>
         <w:rPr>
           <w:rFonts w:cs="Arial"/>
@@ -79,6 +102,7 @@
         <w:t xml:space="preserve">Formulas Used </w:t>
       </w:r>
     </w:p>
+    <w:p/>
     <w:p>
       <w:pPr>
         <w:pStyle w:val="ListParagraph"/>
@@ -952,7 +976,6 @@
           <w:rFonts w:cs="Arial"/>
           <w:szCs w:val="22"/>
         </w:rPr>
-        <w:lastRenderedPageBreak/>
         <w:t>Fourier Series Approximation</w:t>
       </w:r>
     </w:p>
@@ -2047,24 +2070,6 @@
     </w:p>
     <w:p>
       <w:pPr>
-        <w:pStyle w:val="ListParagraph"/>
-        <w:rPr>
-          <w:rFonts w:cs="Arial"/>
-          <w:szCs w:val="22"/>
-        </w:rPr>
-      </w:pPr>
-    </w:p>
-    <w:p>
-      <w:pPr>
-        <w:pStyle w:val="ListParagraph"/>
-        <w:rPr>
-          <w:rFonts w:cs="Arial"/>
-          <w:szCs w:val="22"/>
-        </w:rPr>
-      </w:pPr>
-    </w:p>
-    <w:p>
-      <w:pPr>
         <w:pStyle w:val="Heading1"/>
       </w:pPr>
       <w:r>
@@ -2094,7 +2099,7 @@
                     <pic:cNvPicPr/>
                   </pic:nvPicPr>
                   <pic:blipFill>
-                    <a:blip r:embed="rId5"/>
+                    <a:blip r:embed="rId8"/>
                     <a:stretch>
                       <a:fillRect/>
                     </a:stretch>
@@ -2115,12 +2120,38 @@
         </w:drawing>
       </w:r>
     </w:p>
+    <w:p>
+      <w:pPr>
+        <w:pStyle w:val="Caption"/>
+        <w:jc w:val="center"/>
+      </w:pPr>
+      <w:r>
+        <w:t xml:space="preserve">Figure </w:t>
+      </w:r>
+      <w:fldSimple w:instr=" SEQ Figure \* ARABIC ">
+        <w:r>
+          <w:rPr>
+            <w:noProof/>
+          </w:rPr>
+          <w:t>1</w:t>
+        </w:r>
+      </w:fldSimple>
+      <w:r>
+        <w:t xml:space="preserve"> Daily revenue 2021-2023 and Fourier Smoothing</w:t>
+      </w:r>
+    </w:p>
+    <w:p>
+      <w:r>
+        <w:t>The daily ticket sales from business/club and economy/standard passengers between January 1, 2021, and December 31, 2023, are shown in Figure 1. The solid lines display Fourier-series approximations based on the first eight terms of the revenue data, while the scatter spots depict the actual estimated daily revenues. Over the course of the three years, economy-class passengers continuously produced substantially higher revenues than business-class passengers, which is consistent with their higher percentage of overall passenger traffic. Both travel categories show distinct seasonal trends, with revenue peaks happening when demand for travel is higher, especially in the middle of 2022 and 2023. Recurring annual cycles are revealed by the Fourier-smoothed curves, which display lower revenues during slower times and larger revenues throughout the summer and holiday tourism seasons.</w:t>
+      </w:r>
+    </w:p>
     <w:p/>
-    <w:p>
-      <w:r>
-        <w:t>The daily ticket sales from business/club and economy/standard passengers between January 1, 2021, and December 31, 2023, are shown in Figure 1. The solid lines display Fourier-series approximations based on the first eight terms of the revenue data, while the scatter spots depict the actual estimated daily revenues. Over the course of the three years, economy-class passengers continuously produced substantially higher revenues than business-class passengers, which is consistent with their higher percentage of overall passenger traffic. Both travel categories show distinct seasonal trends, with revenue peaks happening when demand for travel is higher, especially in the middle of 2022 and 2023. Recurring annual cycles are revealed by the Fourier-smoothed curves, which display lower revenues during slower times and larger revenues throughout the summer and holiday tourism seasons.</w:t>
-      </w:r>
-    </w:p>
+    <w:p/>
+    <w:p/>
+    <w:p/>
+    <w:p/>
+    <w:p/>
+    <w:p/>
     <w:p/>
     <w:p>
       <w:pPr>
@@ -2131,6 +2162,7 @@
         <w:t>Figure 2. Average Ticket Prices by Weekday (2021–2023)</w:t>
       </w:r>
     </w:p>
+    <w:p/>
     <w:p>
       <w:r>
         <w:rPr>
@@ -2152,7 +2184,7 @@
                     <pic:cNvPicPr/>
                   </pic:nvPicPr>
                   <pic:blipFill>
-                    <a:blip r:embed="rId6"/>
+                    <a:blip r:embed="rId9"/>
                     <a:stretch>
                       <a:fillRect/>
                     </a:stretch>
@@ -2174,10 +2206,37 @@
       </w:r>
     </w:p>
     <w:p>
+      <w:pPr>
+        <w:pStyle w:val="Caption"/>
+        <w:ind w:left="2160" w:firstLine="720"/>
+      </w:pPr>
+      <w:r>
+        <w:t xml:space="preserve">Figure </w:t>
+      </w:r>
+      <w:fldSimple w:instr=" SEQ Figure \* ARABIC ">
+        <w:r>
+          <w:rPr>
+            <w:noProof/>
+          </w:rPr>
+          <w:t>2</w:t>
+        </w:r>
+      </w:fldSimple>
+      <w:r>
+        <w:t xml:space="preserve"> Average Ticket Prices by Weekday 2021-2023</w:t>
+      </w:r>
+    </w:p>
+    <w:p>
       <w:r>
         <w:t>The average ticket costs for weekdays in 2021, 2022, and 2023—including extra services—are contrasted in Figure 2. Over the course of the three years, there is a definite upward tendency, with average prices rising steadily every day of the week from 2021 to 2022 and again from 2022 to 2023. In all three years, Wednesday had the lowest average ticket prices, while Friday and Saturday often had the highest prices, suggesting higher demand for weekend and leisure travel. The variations across weekdays have remained largely stable over time, indicating that the airline raised total fare levels while keeping a similar pricing structure. The 2023 values are the highest of the week, surpassing €200 on Friday and Saturday. The 2023 values are the highest throughout the week, exceeding €200 on both Friday and Saturday, which may reflect increased travel demand, inflationary effects, higher operating costs, and a greater contribution from additional services.</w:t>
       </w:r>
     </w:p>
+    <w:p/>
+    <w:p/>
+    <w:p/>
+    <w:p/>
+    <w:p/>
+    <w:p/>
+    <w:p/>
     <w:p>
       <w:pPr>
         <w:pStyle w:val="Heading1"/>
@@ -2187,6 +2246,7 @@
         <w:t>Figure 4. Weekly Distribution of European Ticket Prices</w:t>
       </w:r>
     </w:p>
+    <w:p/>
     <w:p>
       <w:r>
         <w:rPr>
@@ -2208,7 +2268,7 @@
                     <pic:cNvPicPr/>
                   </pic:nvPicPr>
                   <pic:blipFill>
-                    <a:blip r:embed="rId7"/>
+                    <a:blip r:embed="rId10"/>
                     <a:stretch>
                       <a:fillRect/>
                     </a:stretch>
@@ -2229,28 +2289,48 @@
         </w:drawing>
       </w:r>
     </w:p>
+    <w:p>
+      <w:pPr>
+        <w:pStyle w:val="Caption"/>
+        <w:jc w:val="center"/>
+      </w:pPr>
+      <w:r>
+        <w:t xml:space="preserve">Figure </w:t>
+      </w:r>
+      <w:fldSimple w:instr=" SEQ Figure \* ARABIC ">
+        <w:r>
+          <w:rPr>
+            <w:noProof/>
+          </w:rPr>
+          <w:t>3</w:t>
+        </w:r>
+      </w:fldSimple>
+      <w:r>
+        <w:t xml:space="preserve"> Weekly Distribution of Average European Ticket Prices</w:t>
+      </w:r>
+    </w:p>
+    <w:p>
+      <w:r>
+        <w:t>Figure 4 uses data from 2021 to 2023 to compare the average ticket prices for European economy/standard and business/club travel on different days of the week. Every weekday, business-class tickets are constantly more expensive than economy-class ones; they usually cost between €170 and €220, while economy-class tickets cost between €90 and €125. The weekly patterns for both travel classes are similar, with Wednesday having the lowest average fares and Friday and Saturday having the highest. This implies that when the weekend approaches, there is a greater demand for travel to Europe, which raises the cost of both cabin classes.</w:t>
+      </w:r>
+      <w:r>
+        <w:t xml:space="preserve"> </w:t>
+      </w:r>
+      <w:r>
+        <w:t>The price gap between economy and business travel remains relatively stable throughout the week, indicating that fare differentiation by travel class is a major determinant of ticket price. Overall, the figure demonstrates clear weekday effects in European ticket pricing and highlights the substantial premium passengers pay for business-class travel.</w:t>
+      </w:r>
+    </w:p>
     <w:p/>
     <w:p>
-      <w:r>
-        <w:t>Figure 4 uses data from 2021 to 2023 to compare the average ticket prices for European economy/standard and business/club travel on different days of the week. Every weekday, business-class tickets are constantly more expensive than economy-class ones; they usually cost between €170 and €220, while economy-class tickets cost between €90 and €125. The weekly patterns for both travel classes are similar, with Wednesday having the lowest average fares and Friday and Saturday having the highest. This implies that when the weekend approaches, there is a greater demand for travel to Europe, which raises the cost of both cabin classes.</w:t>
-      </w:r>
-      <w:r>
-        <w:t xml:space="preserve"> </w:t>
-      </w:r>
-      <w:r>
-        <w:t>The price gap between economy and business travel remains relatively stable throughout the week, indicating that fare differentiation by travel class is a major determinant of ticket price. Overall, the figure demonstrates clear weekday effects in European ticket pricing and highlights the substantial premium passengers pay for business-class travel.</w:t>
+      <w:pPr>
+        <w:pStyle w:val="Heading1"/>
+      </w:pPr>
+      <w:r>
+        <w:t>Conclusion</w:t>
       </w:r>
     </w:p>
     <w:p/>
     <w:p>
-      <w:pPr>
-        <w:pStyle w:val="Heading1"/>
-      </w:pPr>
-      <w:r>
-        <w:t>Conclusion</w:t>
-      </w:r>
-    </w:p>
-    <w:p>
       <w:r>
         <w:t xml:space="preserve">The </w:t>
       </w:r>
@@ -2258,18 +2338,15 @@
         <w:t xml:space="preserve">analysis </w:t>
       </w:r>
       <w:r>
-        <w:t xml:space="preserve">of the airline datasets from 2021 to 2023 shows notable increases in revenue creation, passenger volume, and ticket pricing throughout that time. Both economy and business passengers' daily revenues exhibit significant seasonal fluctuations in Figure 1, with discernible peaks during times of higher travel demand. </w:t>
-      </w:r>
-      <w:r>
-        <w:t>Even though</w:t>
-      </w:r>
-      <w:r>
-        <w:t xml:space="preserve"> both travel classes followed similar seasonal trends, economy-class passengers made significantly more money overall due to their higher passenger volumes. The Fourier-series approximations effectively smoothed the short-term swings while capturing the underlying long-term revenue trends.</w:t>
-      </w:r>
-    </w:p>
-    <w:p>
+        <w:t xml:space="preserve">of the airline datasets from 2021 to 2023 shows notable increases in revenue creation, passenger volume, and ticket pricing throughout that time. Both economy and business passengers' daily revenues exhibit significant seasonal fluctuations in Figure 1, with discernible peaks during times of higher travel demand. Even though both travel classes followed similar seasonal trends, economy-class passengers made significantly more money overall due to their higher passenger volumes. The </w:t>
+      </w:r>
       <w:r>
         <w:lastRenderedPageBreak/>
+        <w:t>Fourier-series approximations effectively smoothed the short-term swings while capturing the underlying long-term revenue trends.</w:t>
+      </w:r>
+    </w:p>
+    <w:p>
+      <w:r>
         <w:t>Figure 2 shows that from 2021 to 2023, average ticket prices (including extra services) rose steadily on all weekdays. This points to a confluence of growing demand for travel, growing operational expenses, and inflationary pressures in the airline sector. Weekly pricing trends stayed mostly consistent, with higher prices being seen on weekends and toward the conclusion of the week.</w:t>
       </w:r>
     </w:p>
@@ -2291,6 +2368,7 @@
     <w:p/>
     <w:p/>
     <w:sectPr>
+      <w:headerReference w:type="default" r:id="rId11"/>
       <w:pgSz w:w="12240" w:h="15840"/>
       <w:pgMar w:top="1134" w:right="1134" w:bottom="1134" w:left="1134" w:header="720" w:footer="720" w:gutter="0"/>
       <w:cols w:space="720"/>
@@ -2298,6 +2376,76 @@
     </w:sectPr>
   </w:body>
 </w:document>
+</file>
+
+<file path=word/endnotes.xml><?xml version="1.0" encoding="utf-8"?>
+<w:endnotes xmlns:wpc="http://schemas.microsoft.com/office/word/2010/wordprocessingCanvas" xmlns:cx="http://schemas.microsoft.com/office/drawing/2014/chartex" xmlns:cx1="http://schemas.microsoft.com/office/drawing/2015/9/8/chartex" xmlns:cx2="http://schemas.microsoft.com/office/drawing/2015/10/21/chartex" xmlns:cx3="http://schemas.microsoft.com/office/drawing/2016/5/9/chartex" xmlns:cx4="http://schemas.microsoft.com/office/drawing/2016/5/10/chartex" xmlns:cx5="http://schemas.microsoft.com/office/drawing/2016/5/11/chartex" xmlns:cx6="http://schemas.microsoft.com/office/drawing/2016/5/12/chartex" xmlns:cx7="http://schemas.microsoft.com/office/drawing/2016/5/13/chartex" xmlns:cx8="http://schemas.microsoft.com/office/drawing/2016/5/14/chartex" xmlns:mc="http://schemas.openxmlformats.org/markup-compatibility/2006" xmlns:aink="http://schemas.microsoft.com/office/drawing/2016/ink" xmlns:am3d="http://schemas.microsoft.com/office/drawing/2017/model3d" xmlns:o="urn:schemas-microsoft-com:office:office" xmlns:oel="http://schemas.microsoft.com/office/2019/extlst" xmlns:r="http://schemas.openxmlformats.org/officeDocument/2006/relationships" xmlns:m="http://schemas.openxmlformats.org/officeDocument/2006/math" xmlns:v="urn:schemas-microsoft-com:vml" xmlns:wp14="http://schemas.microsoft.com/office/word/2010/wordprocessingDrawing" xmlns:wp="http://schemas.openxmlformats.org/drawingml/2006/wordprocessingDrawing" xmlns:w10="urn:schemas-microsoft-com:office:word" xmlns:w="http://schemas.openxmlformats.org/wordprocessingml/2006/main" xmlns:w14="http://schemas.microsoft.com/office/word/2010/wordml" xmlns:w15="http://schemas.microsoft.com/office/word/2012/wordml" xmlns:w16cex="http://schemas.microsoft.com/office/word/2018/wordml/cex" xmlns:w16cid="http://schemas.microsoft.com/office/word/2016/wordml/cid" xmlns:w16="http://schemas.microsoft.com/office/word/2018/wordml" xmlns:w16du="http://schemas.microsoft.com/office/word/2023/wordml/word16du" xmlns:w16sdtdh="http://schemas.microsoft.com/office/word/2020/wordml/sdtdatahash" xmlns:w16sdtfl="http://schemas.microsoft.com/office/word/2024/wordml/sdtformatlock" xmlns:w16se="http://schemas.microsoft.com/office/word/2015/wordml/symex" xmlns:wpg="http://schemas.microsoft.com/office/word/2010/wordprocessingGroup" xmlns:wpi="http://schemas.microsoft.com/office/word/2010/wordprocessingInk" xmlns:wne="http://schemas.microsoft.com/office/word/2006/wordml" xmlns:wps="http://schemas.microsoft.com/office/word/2010/wordprocessingShape" mc:Ignorable="w14 w15 w16se w16cid w16 w16cex w16sdtdh w16sdtfl w16du wp14">
+  <w:endnote w:type="separator" w:id="-1">
+    <w:p>
+      <w:pPr>
+        <w:spacing w:after="0" w:line="240" w:lineRule="auto"/>
+      </w:pPr>
+      <w:r>
+        <w:separator/>
+      </w:r>
+    </w:p>
+  </w:endnote>
+  <w:endnote w:type="continuationSeparator" w:id="0">
+    <w:p>
+      <w:pPr>
+        <w:spacing w:after="0" w:line="240" w:lineRule="auto"/>
+      </w:pPr>
+      <w:r>
+        <w:continuationSeparator/>
+      </w:r>
+    </w:p>
+  </w:endnote>
+</w:endnotes>
+</file>
+
+<file path=word/footnotes.xml><?xml version="1.0" encoding="utf-8"?>
+<w:footnotes xmlns:wpc="http://schemas.microsoft.com/office/word/2010/wordprocessingCanvas" xmlns:cx="http://schemas.microsoft.com/office/drawing/2014/chartex" xmlns:cx1="http://schemas.microsoft.com/office/drawing/2015/9/8/chartex" xmlns:cx2="http://schemas.microsoft.com/office/drawing/2015/10/21/chartex" xmlns:cx3="http://schemas.microsoft.com/office/drawing/2016/5/9/chartex" xmlns:cx4="http://schemas.microsoft.com/office/drawing/2016/5/10/chartex" xmlns:cx5="http://schemas.microsoft.com/office/drawing/2016/5/11/chartex" xmlns:cx6="http://schemas.microsoft.com/office/drawing/2016/5/12/chartex" xmlns:cx7="http://schemas.microsoft.com/office/drawing/2016/5/13/chartex" xmlns:cx8="http://schemas.microsoft.com/office/drawing/2016/5/14/chartex" xmlns:mc="http://schemas.openxmlformats.org/markup-compatibility/2006" xmlns:aink="http://schemas.microsoft.com/office/drawing/2016/ink" xmlns:am3d="http://schemas.microsoft.com/office/drawing/2017/model3d" xmlns:o="urn:schemas-microsoft-com:office:office" xmlns:oel="http://schemas.microsoft.com/office/2019/extlst" xmlns:r="http://schemas.openxmlformats.org/officeDocument/2006/relationships" xmlns:m="http://schemas.openxmlformats.org/officeDocument/2006/math" xmlns:v="urn:schemas-microsoft-com:vml" xmlns:wp14="http://schemas.microsoft.com/office/word/2010/wordprocessingDrawing" xmlns:wp="http://schemas.openxmlformats.org/drawingml/2006/wordprocessingDrawing" xmlns:w10="urn:schemas-microsoft-com:office:word" xmlns:w="http://schemas.openxmlformats.org/wordprocessingml/2006/main" xmlns:w14="http://schemas.microsoft.com/office/word/2010/wordml" xmlns:w15="http://schemas.microsoft.com/office/word/2012/wordml" xmlns:w16cex="http://schemas.microsoft.com/office/word/2018/wordml/cex" xmlns:w16cid="http://schemas.microsoft.com/office/word/2016/wordml/cid" xmlns:w16="http://schemas.microsoft.com/office/word/2018/wordml" xmlns:w16du="http://schemas.microsoft.com/office/word/2023/wordml/word16du" xmlns:w16sdtdh="http://schemas.microsoft.com/office/word/2020/wordml/sdtdatahash" xmlns:w16sdtfl="http://schemas.microsoft.com/office/word/2024/wordml/sdtformatlock" xmlns:w16se="http://schemas.microsoft.com/office/word/2015/wordml/symex" xmlns:wpg="http://schemas.microsoft.com/office/word/2010/wordprocessingGroup" xmlns:wpi="http://schemas.microsoft.com/office/word/2010/wordprocessingInk" xmlns:wne="http://schemas.microsoft.com/office/word/2006/wordml" xmlns:wps="http://schemas.microsoft.com/office/word/2010/wordprocessingShape" mc:Ignorable="w14 w15 w16se w16cid w16 w16cex w16sdtdh w16sdtfl w16du wp14">
+  <w:footnote w:type="separator" w:id="-1">
+    <w:p>
+      <w:pPr>
+        <w:spacing w:after="0" w:line="240" w:lineRule="auto"/>
+      </w:pPr>
+      <w:r>
+        <w:separator/>
+      </w:r>
+    </w:p>
+  </w:footnote>
+  <w:footnote w:type="continuationSeparator" w:id="0">
+    <w:p>
+      <w:pPr>
+        <w:spacing w:after="0" w:line="240" w:lineRule="auto"/>
+      </w:pPr>
+      <w:r>
+        <w:continuationSeparator/>
+      </w:r>
+    </w:p>
+  </w:footnote>
+</w:footnotes>
+</file>
+
+<file path=word/header1.xml><?xml version="1.0" encoding="utf-8"?>
+<w:hdr xmlns:wpc="http://schemas.microsoft.com/office/word/2010/wordprocessingCanvas" xmlns:cx="http://schemas.microsoft.com/office/drawing/2014/chartex" xmlns:cx1="http://schemas.microsoft.com/office/drawing/2015/9/8/chartex" xmlns:cx2="http://schemas.microsoft.com/office/drawing/2015/10/21/chartex" xmlns:cx3="http://schemas.microsoft.com/office/drawing/2016/5/9/chartex" xmlns:cx4="http://schemas.microsoft.com/office/drawing/2016/5/10/chartex" xmlns:cx5="http://schemas.microsoft.com/office/drawing/2016/5/11/chartex" xmlns:cx6="http://schemas.microsoft.com/office/drawing/2016/5/12/chartex" xmlns:cx7="http://schemas.microsoft.com/office/drawing/2016/5/13/chartex" xmlns:cx8="http://schemas.microsoft.com/office/drawing/2016/5/14/chartex" xmlns:mc="http://schemas.openxmlformats.org/markup-compatibility/2006" xmlns:aink="http://schemas.microsoft.com/office/drawing/2016/ink" xmlns:am3d="http://schemas.microsoft.com/office/drawing/2017/model3d" xmlns:o="urn:schemas-microsoft-com:office:office" xmlns:oel="http://schemas.microsoft.com/office/2019/extlst" xmlns:r="http://schemas.openxmlformats.org/officeDocument/2006/relationships" xmlns:m="http://schemas.openxmlformats.org/officeDocument/2006/math" xmlns:v="urn:schemas-microsoft-com:vml" xmlns:wp14="http://schemas.microsoft.com/office/word/2010/wordprocessingDrawing" xmlns:wp="http://schemas.openxmlformats.org/drawingml/2006/wordprocessingDrawing" xmlns:w10="urn:schemas-microsoft-com:office:word" xmlns:w="http://schemas.openxmlformats.org/wordprocessingml/2006/main" xmlns:w14="http://schemas.microsoft.com/office/word/2010/wordml" xmlns:w15="http://schemas.microsoft.com/office/word/2012/wordml" xmlns:w16cex="http://schemas.microsoft.com/office/word/2018/wordml/cex" xmlns:w16cid="http://schemas.microsoft.com/office/word/2016/wordml/cid" xmlns:w16="http://schemas.microsoft.com/office/word/2018/wordml" xmlns:w16du="http://schemas.microsoft.com/office/word/2023/wordml/word16du" xmlns:w16sdtdh="http://schemas.microsoft.com/office/word/2020/wordml/sdtdatahash" xmlns:w16sdtfl="http://schemas.microsoft.com/office/word/2024/wordml/sdtformatlock" xmlns:w16se="http://schemas.microsoft.com/office/word/2015/wordml/symex" xmlns:wpg="http://schemas.microsoft.com/office/word/2010/wordprocessingGroup" xmlns:wpi="http://schemas.microsoft.com/office/word/2010/wordprocessingInk" xmlns:wne="http://schemas.microsoft.com/office/word/2006/wordml" xmlns:wps="http://schemas.microsoft.com/office/word/2010/wordprocessingShape" mc:Ignorable="w14 w15 w16se w16cid w16 w16cex w16sdtdh w16sdtfl w16du wp14">
+  <w:p>
+    <w:pPr>
+      <w:pStyle w:val="Header"/>
+    </w:pPr>
+    <w:r>
+      <w:t>24157966</w:t>
+    </w:r>
+    <w:r>
+      <w:tab/>
+    </w:r>
+    <w:r>
+      <w:tab/>
+      <w:t>Dikshyant Ram Kashajoo</w:t>
+    </w:r>
+  </w:p>
+</w:hdr>
 </file>
 
 <file path=word/numbering.xml><?xml version="1.0" encoding="utf-8"?>
@@ -4141,6 +4289,77 @@
       <w14:ligatures w14:val="none"/>
     </w:rPr>
   </w:style>
+  <w:style w:type="paragraph" w:styleId="Caption">
+    <w:name w:val="caption"/>
+    <w:basedOn w:val="Normal"/>
+    <w:next w:val="Normal"/>
+    <w:uiPriority w:val="35"/>
+    <w:unhideWhenUsed/>
+    <w:qFormat/>
+    <w:rsid w:val="000107CC"/>
+    <w:pPr>
+      <w:spacing w:after="200" w:line="240" w:lineRule="auto"/>
+    </w:pPr>
+    <w:rPr>
+      <w:i/>
+      <w:iCs/>
+      <w:color w:val="0E2841" w:themeColor="text2"/>
+      <w:sz w:val="18"/>
+      <w:szCs w:val="18"/>
+    </w:rPr>
+  </w:style>
+  <w:style w:type="paragraph" w:styleId="Header">
+    <w:name w:val="header"/>
+    <w:basedOn w:val="Normal"/>
+    <w:link w:val="HeaderChar"/>
+    <w:uiPriority w:val="99"/>
+    <w:unhideWhenUsed/>
+    <w:rsid w:val="002722C3"/>
+    <w:pPr>
+      <w:tabs>
+        <w:tab w:val="center" w:pos="4680"/>
+        <w:tab w:val="right" w:pos="9360"/>
+      </w:tabs>
+      <w:spacing w:after="0" w:line="240" w:lineRule="auto"/>
+    </w:pPr>
+  </w:style>
+  <w:style w:type="character" w:customStyle="1" w:styleId="HeaderChar">
+    <w:name w:val="Header Char"/>
+    <w:basedOn w:val="DefaultParagraphFont"/>
+    <w:link w:val="Header"/>
+    <w:uiPriority w:val="99"/>
+    <w:rsid w:val="002722C3"/>
+    <w:rPr>
+      <w:rFonts w:ascii="Arial" w:hAnsi="Arial"/>
+      <w:sz w:val="22"/>
+    </w:rPr>
+  </w:style>
+  <w:style w:type="paragraph" w:styleId="Footer">
+    <w:name w:val="footer"/>
+    <w:basedOn w:val="Normal"/>
+    <w:link w:val="FooterChar"/>
+    <w:uiPriority w:val="99"/>
+    <w:unhideWhenUsed/>
+    <w:rsid w:val="002722C3"/>
+    <w:pPr>
+      <w:tabs>
+        <w:tab w:val="center" w:pos="4680"/>
+        <w:tab w:val="right" w:pos="9360"/>
+      </w:tabs>
+      <w:spacing w:after="0" w:line="240" w:lineRule="auto"/>
+    </w:pPr>
+  </w:style>
+  <w:style w:type="character" w:customStyle="1" w:styleId="FooterChar">
+    <w:name w:val="Footer Char"/>
+    <w:basedOn w:val="DefaultParagraphFont"/>
+    <w:link w:val="Footer"/>
+    <w:uiPriority w:val="99"/>
+    <w:rsid w:val="002722C3"/>
+    <w:rPr>
+      <w:rFonts w:ascii="Arial" w:hAnsi="Arial"/>
+      <w:sz w:val="22"/>
+    </w:rPr>
+  </w:style>
 </w:styles>
 </file>
 
@@ -4457,4 +4676,16 @@
     </a:ext>
   </a:extLst>
 </a:theme>
+</file>
+
+<file path=customXml/item1.xml><?xml version="1.0" encoding="utf-8"?>
+<b:Sources xmlns:b="http://schemas.openxmlformats.org/officeDocument/2006/bibliography" xmlns="http://schemas.openxmlformats.org/officeDocument/2006/bibliography" SelectedStyle="\HarvardAnglia2008OfficeOnline.xsl" StyleName="Harvard - Anglia" Version="2008"/>
+</file>
+
+<file path=customXml/itemProps1.xml><?xml version="1.0" encoding="utf-8"?>
+<ds:datastoreItem xmlns:ds="http://schemas.openxmlformats.org/officeDocument/2006/customXml" ds:itemID="{6CB07599-4261-4879-8C7B-F4A51D683059}">
+  <ds:schemaRefs>
+    <ds:schemaRef ds:uri="http://schemas.openxmlformats.org/officeDocument/2006/bibliography"/>
+  </ds:schemaRefs>
+</ds:datastoreItem>
 </file>
--- a/24157966_fundamentalofdatascience_def.docx
+++ b/24157966_fundamentalofdatascience_def.docx
@@ -122,6 +122,15 @@
         </w:rPr>
         <w:t xml:space="preserve">Daily Revenue Calculation </w:t>
       </w:r>
+    </w:p>
+    <w:p>
+      <w:pPr>
+        <w:pStyle w:val="ListParagraph"/>
+        <w:rPr>
+          <w:rFonts w:cs="Arial"/>
+          <w:szCs w:val="22"/>
+        </w:rPr>
+      </w:pPr>
     </w:p>
     <w:p>
       <w:pPr>
@@ -889,56 +898,6 @@
     </w:p>
     <w:p>
       <w:pPr>
-        <w:pStyle w:val="ListParagraph"/>
-        <w:ind w:left="3600" w:firstLine="720"/>
-        <w:rPr>
-          <w:rFonts w:cs="Arial"/>
-          <w:i/>
-          <w:iCs/>
-          <w:szCs w:val="22"/>
-        </w:rPr>
-      </w:pPr>
-    </w:p>
-    <w:p>
-      <w:pPr>
-        <w:pStyle w:val="ListParagraph"/>
-        <w:ind w:left="3600" w:firstLine="720"/>
-        <w:rPr>
-          <w:rFonts w:cs="Arial"/>
-          <w:i/>
-          <w:iCs/>
-          <w:szCs w:val="22"/>
-        </w:rPr>
-      </w:pPr>
-    </w:p>
-    <w:p>
-      <w:pPr>
-        <w:pStyle w:val="ListParagraph"/>
-        <w:ind w:left="3600" w:firstLine="720"/>
-        <w:rPr>
-          <w:rFonts w:cs="Arial"/>
-          <w:i/>
-          <w:iCs/>
-          <w:szCs w:val="22"/>
-        </w:rPr>
-      </w:pPr>
-    </w:p>
-    <w:p>
-      <w:pPr>
-        <w:pStyle w:val="ListParagraph"/>
-        <w:ind w:left="3600" w:firstLine="720"/>
-        <w:rPr>
-          <w:rFonts w:cs="Arial"/>
-          <w:i/>
-          <w:iCs/>
-          <w:szCs w:val="22"/>
-        </w:rPr>
-      </w:pPr>
-    </w:p>
-    <w:p>
-      <w:pPr>
-        <w:pStyle w:val="ListParagraph"/>
-        <w:ind w:left="3600" w:firstLine="720"/>
         <w:rPr>
           <w:rFonts w:cs="Arial"/>
           <w:i/>
@@ -982,6 +941,19 @@
     <w:p>
       <w:pPr>
         <w:pStyle w:val="ListParagraph"/>
+        <w:rPr>
+          <w:rFonts w:cs="Arial"/>
+          <w:szCs w:val="22"/>
+        </w:rPr>
+      </w:pPr>
+    </w:p>
+    <w:p>
+      <w:pPr>
+        <w:pStyle w:val="ListParagraph"/>
+        <w:numPr>
+          <w:ilvl w:val="0"/>
+          <w:numId w:val="3"/>
+        </w:numPr>
         <w:rPr>
           <w:rFonts w:cs="Arial"/>
           <w:szCs w:val="22"/>
@@ -1235,6 +1207,7 @@
     <w:p>
       <w:pPr>
         <w:pStyle w:val="ListParagraph"/>
+        <w:ind w:firstLine="720"/>
         <w:rPr>
           <w:rFonts w:cs="Arial"/>
           <w:szCs w:val="22"/>
@@ -1416,8 +1389,21 @@
     </w:p>
     <w:p>
       <w:pPr>
+        <w:pStyle w:val="ListParagraph"/>
+        <w:rPr>
+          <w:rFonts w:cs="Arial"/>
+          <w:szCs w:val="22"/>
+        </w:rPr>
+      </w:pPr>
+    </w:p>
+    <w:p>
+      <w:pPr>
+        <w:pStyle w:val="ListParagraph"/>
+        <w:numPr>
+          <w:ilvl w:val="0"/>
+          <w:numId w:val="3"/>
+        </w:numPr>
         <w:spacing w:before="100" w:beforeAutospacing="1" w:after="100" w:afterAutospacing="1" w:line="240" w:lineRule="auto"/>
-        <w:ind w:left="360" w:firstLine="360"/>
         <w:rPr>
           <w:rFonts w:eastAsia="Times New Roman" w:cs="Arial"/>
           <w:kern w:val="0"/>
@@ -1681,7 +1667,7 @@
     <w:p>
       <w:pPr>
         <w:spacing w:before="100" w:beforeAutospacing="1" w:after="100" w:afterAutospacing="1" w:line="240" w:lineRule="auto"/>
-        <w:ind w:firstLine="720"/>
+        <w:ind w:left="720" w:firstLine="720"/>
         <w:rPr>
           <w:rFonts w:eastAsia="Times New Roman" w:cs="Arial"/>
           <w:kern w:val="0"/>
@@ -1758,6 +1744,19 @@
     <w:p>
       <w:pPr>
         <w:pStyle w:val="ListParagraph"/>
+        <w:rPr>
+          <w:rFonts w:cs="Arial"/>
+          <w:szCs w:val="22"/>
+        </w:rPr>
+      </w:pPr>
+    </w:p>
+    <w:p>
+      <w:pPr>
+        <w:pStyle w:val="ListParagraph"/>
+        <w:numPr>
+          <w:ilvl w:val="0"/>
+          <w:numId w:val="3"/>
+        </w:numPr>
         <w:rPr>
           <w:rFonts w:cs="Arial"/>
           <w:szCs w:val="22"/>
@@ -1874,6 +1873,7 @@
     <w:p>
       <w:pPr>
         <w:pStyle w:val="ListParagraph"/>
+        <w:ind w:left="1440"/>
         <w:rPr>
           <w:rFonts w:cs="Arial"/>
           <w:szCs w:val="22"/>
@@ -1894,6 +1894,11 @@
           <w:ilvl w:val="0"/>
           <w:numId w:val="7"/>
         </w:numPr>
+        <w:tabs>
+          <w:tab w:val="clear" w:pos="1800"/>
+          <w:tab w:val="num" w:pos="2520"/>
+        </w:tabs>
+        <w:ind w:left="2520"/>
         <w:rPr>
           <w:rFonts w:cs="Arial"/>
           <w:szCs w:val="22"/>
@@ -1944,6 +1949,11 @@
           <w:ilvl w:val="0"/>
           <w:numId w:val="7"/>
         </w:numPr>
+        <w:tabs>
+          <w:tab w:val="clear" w:pos="1800"/>
+          <w:tab w:val="num" w:pos="2520"/>
+        </w:tabs>
+        <w:ind w:left="2520"/>
         <w:rPr>
           <w:rFonts w:cs="Arial"/>
           <w:szCs w:val="22"/>
@@ -2321,11 +2331,16 @@
       </w:r>
     </w:p>
     <w:p/>
+    <w:p/>
+    <w:p/>
+    <w:p/>
+    <w:p/>
     <w:p>
       <w:pPr>
         <w:pStyle w:val="Heading1"/>
       </w:pPr>
       <w:r>
+        <w:lastRenderedPageBreak/>
         <w:t>Conclusion</w:t>
       </w:r>
     </w:p>
@@ -2338,11 +2353,7 @@
         <w:t xml:space="preserve">analysis </w:t>
       </w:r>
       <w:r>
-        <w:t xml:space="preserve">of the airline datasets from 2021 to 2023 shows notable increases in revenue creation, passenger volume, and ticket pricing throughout that time. Both economy and business passengers' daily revenues exhibit significant seasonal fluctuations in Figure 1, with discernible peaks during times of higher travel demand. Even though both travel classes followed similar seasonal trends, economy-class passengers made significantly more money overall due to their higher passenger volumes. The </w:t>
-      </w:r>
-      <w:r>
-        <w:lastRenderedPageBreak/>
-        <w:t>Fourier-series approximations effectively smoothed the short-term swings while capturing the underlying long-term revenue trends.</w:t>
+        <w:t>of the airline datasets from 2021 to 2023 shows notable increases in revenue creation, passenger volume, and ticket pricing throughout that time. Both economy and business passengers' daily revenues exhibit significant seasonal fluctuations in Figure 1, with discernible peaks during times of higher travel demand. Even though both travel classes followed similar seasonal trends, economy-class passengers made significantly more money overall due to their higher passenger volumes. The Fourier-series approximations effectively smoothed the short-term swings while capturing the underlying long-term revenue trends.</w:t>
       </w:r>
     </w:p>
     <w:p>
@@ -2923,7 +2934,7 @@
   <w:abstractNum w:abstractNumId="4" w15:restartNumberingAfterBreak="0">
     <w:nsid w:val="6B0324F3"/>
     <w:multiLevelType w:val="hybridMultilevel"/>
-    <w:tmpl w:val="EAFED52A"/>
+    <w:tmpl w:val="FE464FAC"/>
     <w:lvl w:ilvl="0" w:tplc="04090001">
       <w:start w:val="1"/>
       <w:numFmt w:val="bullet"/>

--- a/24157966_fundamentalofdatascience_def.docx
+++ b/24157966_fundamentalofdatascience_def.docx
@@ -20,16 +20,7 @@
           <w:bCs/>
           <w:u w:val="single"/>
         </w:rPr>
-        <w:t>Analysis of Airline Passenger Demand, Ticket Prices and Revenue Trends (2021–2023</w:t>
-      </w:r>
-      <w:r>
-        <w:rPr>
-          <w:rFonts w:cs="Arial"/>
-          <w:b/>
-          <w:bCs/>
-          <w:u w:val="single"/>
-        </w:rPr>
-        <w:t>)</w:t>
+        <w:t>Analysis of Airline Passenger Demand, Ticket Prices and Revenue Trends (2021–2023)</w:t>
       </w:r>
     </w:p>
     <w:p>
@@ -2369,6 +2360,11 @@
     <w:p>
       <w:r>
         <w:t>The calculated ancillary-service revenue fractions further demonstrate the growing importance of non-ticket revenue streams. Additional services accounted for approximately 7.24% of annual revenue in 2021, 6.64% in 2022, and 12.33% in 2023. The substantial increase in 2023 suggests that ancillary products such as baggage fees, seat selection, and onboard services became a more significant contributor to airline profitability.</w:t>
+      </w:r>
+    </w:p>
+    <w:p>
+      <w:r>
+        <w:t>These conclusions are further supported by the profitability data presented in Table 1. In 2021, 2022, and 2023, the minimal average ticket prices needed to be profitable were €162, €164, and €168. Figure 2 illustrates that, especially in 2022 and 2023, average ticket prices that included extra services were typically at or above these criteria. When combined with the high revenues seen during these years, this indicates that the airline was probably profitable at that time. Profitability improved dramatically after 2021 as passenger demand recovered and ancillary revenue increased as a percentage of total income.</w:t>
       </w:r>
     </w:p>
     <w:p>
@@ -3972,6 +3968,7 @@
   <w:style w:type="character" w:default="1" w:styleId="DefaultParagraphFont">
     <w:name w:val="Default Paragraph Font"/>
     <w:uiPriority w:val="1"/>
+    <w:semiHidden/>
     <w:unhideWhenUsed/>
   </w:style>
   <w:style w:type="table" w:default="1" w:styleId="TableNormal">
